--- a/docs/submission/final/공식양식_참가신청서_AI증빙_작성완료.docx
+++ b/docs/submission/final/공식양식_참가신청서_AI증빙_작성완료.docx
@@ -1656,7 +1656,15 @@
               <w:rPr>
                 <w:rFonts w:hint="eastAsia"/>
               </w:rPr>
-              <w:t>서명: 이재철 (인)</w:t>
+              <w:t xml:space="preserve">서명: </w:t>
+            </w:r>
+            <w:r>
+              <w:rPr>
+                <w:rFonts w:ascii="UnPenheulim" w:eastAsia="UnPenheulim" w:hAnsi="UnPenheulim" w:hint="eastAsia"/>
+                <w:sz w:val="32"/>
+                <w:szCs w:val="32"/>
+              </w:rPr>
+              <w:t>이재철 (인)</w:t>
             </w:r>
           </w:p>
         </w:tc>
@@ -2139,7 +2147,7 @@
                     <w:rPr>
                       <w:rFonts w:hint="eastAsia"/>
                     </w:rPr>
-                    <w:t>동의함 □ 동의하지 않음 □</w:t>
+                    <w:t>동의함 ■ 동의하지 않음 □</w:t>
                   </w:r>
                 </w:p>
               </w:tc>
@@ -2475,7 +2483,7 @@
                     <w:rPr>
                       <w:rFonts w:hint="eastAsia"/>
                     </w:rPr>
-                    <w:t>동의함 □ 동의하지 않음 □</w:t>
+                    <w:t>동의함 ■ 동의하지 않음 □</w:t>
                   </w:r>
                 </w:p>
               </w:tc>
@@ -2579,7 +2587,7 @@
               <w:rPr>
                 <w:rFonts w:hint="eastAsia"/>
               </w:rPr>
-              <w:t xml:space="preserve"> 일</w:t>
+              <w:t xml:space="preserve"/>
             </w:r>
           </w:p>
           <w:p>
@@ -2602,7 +2610,15 @@
               <w:rPr>
                 <w:rFonts w:hint="eastAsia"/>
               </w:rPr>
-              <w:t>서명: 이재철 (인)</w:t>
+              <w:t xml:space="preserve">서명: </w:t>
+            </w:r>
+            <w:r>
+              <w:rPr>
+                <w:rFonts w:ascii="UnPenheulim" w:eastAsia="UnPenheulim" w:hAnsi="UnPenheulim" w:hint="eastAsia"/>
+                <w:sz w:val="32"/>
+                <w:szCs w:val="32"/>
+              </w:rPr>
+              <w:t>이재철 (인)</w:t>
             </w:r>
           </w:p>
         </w:tc>
